--- a/Basotho_doc.docx
+++ b/Basotho_doc.docx
@@ -37,21 +37,7 @@
         <w:rPr>
           <w:lang w:val="en-GB"/>
         </w:rPr>
-        <w:t xml:space="preserve"> you need to create a virtual environment with faker and </w:t>
-      </w:r>
-      <w:proofErr w:type="spellStart"/>
-      <w:r>
-        <w:rPr>
-          <w:lang w:val="en-GB"/>
-        </w:rPr>
-        <w:t>pymongo</w:t>
-      </w:r>
-      <w:proofErr w:type="spellEnd"/>
-      <w:r>
-        <w:rPr>
-          <w:lang w:val="en-GB"/>
-        </w:rPr>
-        <w:t xml:space="preserve"> modules installed in it, then you would need to open visual studio code and connect to the virtual environment</w:t>
+        <w:t xml:space="preserve"> you need to create a virtual environment with faker and pymongo modules installed in it, then you would need to open visual studio code and connect to the virtual environment</w:t>
       </w:r>
       <w:r>
         <w:rPr>
@@ -88,7 +74,7 @@
                     <pic:cNvPicPr/>
                   </pic:nvPicPr>
                   <pic:blipFill>
-                    <a:blip r:embed="rId4">
+                    <a:blip r:embed="rId7">
                       <a:extLst>
                         <a:ext uri="{28A0092B-C50C-407E-A947-70E740481C1C}">
                           <a14:useLocalDpi xmlns:a14="http://schemas.microsoft.com/office/drawing/2010/main" val="0"/>
@@ -175,7 +161,7 @@
                     <pic:cNvPicPr/>
                   </pic:nvPicPr>
                   <pic:blipFill>
-                    <a:blip r:embed="rId5">
+                    <a:blip r:embed="rId8">
                       <a:extLst>
                         <a:ext uri="{28A0092B-C50C-407E-A947-70E740481C1C}">
                           <a14:useLocalDpi xmlns:a14="http://schemas.microsoft.com/office/drawing/2010/main" val="0"/>
@@ -242,7 +228,7 @@
                     <pic:cNvPicPr/>
                   </pic:nvPicPr>
                   <pic:blipFill>
-                    <a:blip r:embed="rId6">
+                    <a:blip r:embed="rId9">
                       <a:extLst>
                         <a:ext uri="{28A0092B-C50C-407E-A947-70E740481C1C}">
                           <a14:useLocalDpi xmlns:a14="http://schemas.microsoft.com/office/drawing/2010/main" val="0"/>
@@ -310,7 +296,7 @@
                     <pic:cNvPicPr/>
                   </pic:nvPicPr>
                   <pic:blipFill>
-                    <a:blip r:embed="rId7">
+                    <a:blip r:embed="rId10">
                       <a:extLst>
                         <a:ext uri="{28A0092B-C50C-407E-A947-70E740481C1C}">
                           <a14:useLocalDpi xmlns:a14="http://schemas.microsoft.com/office/drawing/2010/main" val="0"/>
@@ -391,7 +377,7 @@
                     <pic:cNvPicPr/>
                   </pic:nvPicPr>
                   <pic:blipFill>
-                    <a:blip r:embed="rId8">
+                    <a:blip r:embed="rId11">
                       <a:extLst>
                         <a:ext uri="{28A0092B-C50C-407E-A947-70E740481C1C}">
                           <a14:useLocalDpi xmlns:a14="http://schemas.microsoft.com/office/drawing/2010/main" val="0"/>
@@ -473,7 +459,7 @@
           <w:lang w:val="en-GB"/>
         </w:rPr>
         <w:drawing>
-          <wp:inline distT="0" distB="0" distL="0" distR="0" wp14:anchorId="7FB9DA0C" wp14:editId="2FA8E1A1">
+          <wp:inline distT="0" distB="0" distL="0" distR="0" wp14:anchorId="7FB9DA0C" wp14:editId="6DA2C5AC">
             <wp:extent cx="5731510" cy="2272665"/>
             <wp:effectExtent l="0" t="0" r="2540" b="0"/>
             <wp:docPr id="227597067" name="Picture 7"/>
@@ -488,7 +474,7 @@
                     <pic:cNvPicPr/>
                   </pic:nvPicPr>
                   <pic:blipFill>
-                    <a:blip r:embed="rId9" cstate="print">
+                    <a:blip r:embed="rId12" cstate="print">
                       <a:extLst>
                         <a:ext uri="{28A0092B-C50C-407E-A947-70E740481C1C}">
                           <a14:useLocalDpi xmlns:a14="http://schemas.microsoft.com/office/drawing/2010/main" val="0"/>
@@ -547,7 +533,7 @@
         </w:rPr>
         <w:lastRenderedPageBreak/>
         <w:drawing>
-          <wp:inline distT="0" distB="0" distL="0" distR="0" wp14:anchorId="1C57A110" wp14:editId="43F1D5EE">
+          <wp:inline distT="0" distB="0" distL="0" distR="0" wp14:anchorId="1C57A110" wp14:editId="6B45BE4F">
             <wp:extent cx="5731510" cy="2887980"/>
             <wp:effectExtent l="0" t="0" r="2540" b="7620"/>
             <wp:docPr id="2118629192" name="Picture 8"/>
@@ -562,7 +548,7 @@
                     <pic:cNvPicPr/>
                   </pic:nvPicPr>
                   <pic:blipFill>
-                    <a:blip r:embed="rId10" cstate="print">
+                    <a:blip r:embed="rId13" cstate="print">
                       <a:extLst>
                         <a:ext uri="{28A0092B-C50C-407E-A947-70E740481C1C}">
                           <a14:useLocalDpi xmlns:a14="http://schemas.microsoft.com/office/drawing/2010/main" val="0"/>
@@ -629,7 +615,7 @@
                     <pic:cNvPicPr/>
                   </pic:nvPicPr>
                   <pic:blipFill>
-                    <a:blip r:embed="rId11">
+                    <a:blip r:embed="rId14">
                       <a:extLst>
                         <a:ext uri="{28A0092B-C50C-407E-A947-70E740481C1C}">
                           <a14:useLocalDpi xmlns:a14="http://schemas.microsoft.com/office/drawing/2010/main" val="0"/>
@@ -703,7 +689,7 @@
                     <pic:cNvPicPr/>
                   </pic:nvPicPr>
                   <pic:blipFill>
-                    <a:blip r:embed="rId12">
+                    <a:blip r:embed="rId15">
                       <a:extLst>
                         <a:ext uri="{28A0092B-C50C-407E-A947-70E740481C1C}">
                           <a14:useLocalDpi xmlns:a14="http://schemas.microsoft.com/office/drawing/2010/main" val="0"/>
@@ -763,7 +749,7 @@
                     <pic:cNvPicPr/>
                   </pic:nvPicPr>
                   <pic:blipFill>
-                    <a:blip r:embed="rId13">
+                    <a:blip r:embed="rId16">
                       <a:extLst>
                         <a:ext uri="{28A0092B-C50C-407E-A947-70E740481C1C}">
                           <a14:useLocalDpi xmlns:a14="http://schemas.microsoft.com/office/drawing/2010/main" val="0"/>
@@ -848,7 +834,7 @@
                     <pic:cNvPicPr/>
                   </pic:nvPicPr>
                   <pic:blipFill>
-                    <a:blip r:embed="rId14">
+                    <a:blip r:embed="rId17">
                       <a:extLst>
                         <a:ext uri="{28A0092B-C50C-407E-A947-70E740481C1C}">
                           <a14:useLocalDpi xmlns:a14="http://schemas.microsoft.com/office/drawing/2010/main" val="0"/>
@@ -888,6 +874,231 @@
         <w:t>This is how the user can use the application to interact with the data in the document within a collection.</w:t>
       </w:r>
     </w:p>
+    <w:p>
+      <w:pPr>
+        <w:rPr>
+          <w:lang w:val="en-GB"/>
+        </w:rPr>
+      </w:pPr>
+    </w:p>
+    <w:p>
+      <w:pPr>
+        <w:rPr>
+          <w:lang w:val="en-GB"/>
+        </w:rPr>
+      </w:pPr>
+      <w:r>
+        <w:rPr>
+          <w:lang w:val="en-GB"/>
+        </w:rPr>
+        <w:t>Steps for creating our virtual environment:</w:t>
+      </w:r>
+    </w:p>
+    <w:p>
+      <w:pPr>
+        <w:rPr>
+          <w:lang w:val="en-GB"/>
+        </w:rPr>
+      </w:pPr>
+      <w:r>
+        <w:rPr>
+          <w:lang w:val="en-GB"/>
+        </w:rPr>
+        <w:t>1.conda create –name basotho python=3.13</w:t>
+      </w:r>
+    </w:p>
+    <w:p>
+      <w:pPr>
+        <w:rPr>
+          <w:lang w:val="en-GB"/>
+        </w:rPr>
+      </w:pPr>
+      <w:r>
+        <w:rPr>
+          <w:lang w:val="en-GB"/>
+        </w:rPr>
+        <w:lastRenderedPageBreak/>
+        <w:t>2. conda activate basotho</w:t>
+      </w:r>
+    </w:p>
+    <w:p>
+      <w:pPr>
+        <w:rPr>
+          <w:lang w:val="en-GB"/>
+        </w:rPr>
+      </w:pPr>
+      <w:r>
+        <w:rPr>
+          <w:lang w:val="en-GB"/>
+        </w:rPr>
+        <w:t>3. cd “directory were you saved the files”</w:t>
+      </w:r>
+    </w:p>
+    <w:p>
+      <w:pPr>
+        <w:rPr>
+          <w:lang w:val="en-GB"/>
+        </w:rPr>
+      </w:pPr>
+      <w:r>
+        <w:rPr>
+          <w:lang w:val="en-GB"/>
+        </w:rPr>
+        <w:t>4. install pymongo and faker</w:t>
+      </w:r>
+    </w:p>
+    <w:p>
+      <w:pPr>
+        <w:rPr>
+          <w:lang w:val="en-GB"/>
+        </w:rPr>
+      </w:pPr>
+      <w:r>
+        <w:rPr>
+          <w:lang w:val="en-GB"/>
+        </w:rPr>
+        <w:t>5.Run VScode</w:t>
+      </w:r>
+    </w:p>
+    <w:p>
+      <w:pPr>
+        <w:rPr>
+          <w:lang w:val="en-GB"/>
+        </w:rPr>
+      </w:pPr>
+      <w:r>
+        <w:rPr>
+          <w:lang w:val="en-GB"/>
+        </w:rPr>
+        <w:t>Alternative</w:t>
+      </w:r>
+    </w:p>
+    <w:p>
+      <w:pPr>
+        <w:rPr>
+          <w:lang w:val="en-GB"/>
+        </w:rPr>
+      </w:pPr>
+      <w:r>
+        <w:rPr>
+          <w:lang w:val="en-GB"/>
+        </w:rPr>
+        <w:t>5. save the downloaded files in a folder</w:t>
+      </w:r>
+    </w:p>
+    <w:p>
+      <w:pPr>
+        <w:rPr>
+          <w:lang w:val="en-GB"/>
+        </w:rPr>
+      </w:pPr>
+      <w:r>
+        <w:rPr>
+          <w:lang w:val="en-GB"/>
+        </w:rPr>
+        <w:t>6.Run VScode and open the folder</w:t>
+      </w:r>
+    </w:p>
+    <w:p>
+      <w:pPr>
+        <w:rPr>
+          <w:lang w:val="en-GB"/>
+        </w:rPr>
+      </w:pPr>
+      <w:r>
+        <w:rPr>
+          <w:lang w:val="en-GB"/>
+        </w:rPr>
+        <w:t>7.Choose python interpreter &gt;&gt; Basotho</w:t>
+      </w:r>
+    </w:p>
+    <w:p>
+      <w:pPr>
+        <w:rPr>
+          <w:lang w:val="en-GB"/>
+        </w:rPr>
+      </w:pPr>
+    </w:p>
+    <w:p>
+      <w:pPr>
+        <w:rPr>
+          <w:lang w:val="en-GB"/>
+        </w:rPr>
+      </w:pPr>
+      <w:r>
+        <w:rPr>
+          <w:lang w:val="en-GB"/>
+        </w:rPr>
+        <w:t>RUN MONGODB:</w:t>
+      </w:r>
+    </w:p>
+    <w:p>
+      <w:pPr>
+        <w:pStyle w:val="ListParagraph"/>
+        <w:numPr>
+          <w:ilvl w:val="0"/>
+          <w:numId w:val="1"/>
+        </w:numPr>
+        <w:rPr>
+          <w:lang w:val="en-GB"/>
+        </w:rPr>
+      </w:pPr>
+      <w:r>
+        <w:rPr>
+          <w:lang w:val="en-GB"/>
+        </w:rPr>
+        <w:t>Our mongodb name is BASOTHO</w:t>
+      </w:r>
+    </w:p>
+    <w:p>
+      <w:pPr>
+        <w:pStyle w:val="ListParagraph"/>
+        <w:numPr>
+          <w:ilvl w:val="0"/>
+          <w:numId w:val="1"/>
+        </w:numPr>
+        <w:rPr>
+          <w:lang w:val="en-GB"/>
+        </w:rPr>
+      </w:pPr>
+      <w:r>
+        <w:rPr>
+          <w:lang w:val="en-GB"/>
+        </w:rPr>
+        <w:t>Password&gt;&gt;BASOTHO</w:t>
+      </w:r>
+    </w:p>
+    <w:p>
+      <w:pPr>
+        <w:pStyle w:val="ListParagraph"/>
+        <w:numPr>
+          <w:ilvl w:val="0"/>
+          <w:numId w:val="1"/>
+        </w:numPr>
+        <w:rPr>
+          <w:lang w:val="en-GB"/>
+        </w:rPr>
+      </w:pPr>
+      <w:r>
+        <w:rPr>
+          <w:lang w:val="en-GB"/>
+        </w:rPr>
+        <w:t>Username</w:t>
+      </w:r>
+      <w:r>
+        <w:rPr>
+          <w:lang w:val="en-GB"/>
+        </w:rPr>
+        <w:t xml:space="preserve"> &gt;&gt; “your username”</w:t>
+      </w:r>
+    </w:p>
+    <w:p>
+      <w:pPr>
+        <w:rPr>
+          <w:lang w:val="en-GB"/>
+        </w:rPr>
+      </w:pPr>
+    </w:p>
     <w:sectPr>
       <w:pgSz w:w="11906" w:h="16838"/>
       <w:pgMar w:top="1440" w:right="1440" w:bottom="1440" w:left="1440" w:header="708" w:footer="708" w:gutter="0"/>
@@ -896,6 +1107,153 @@
     </w:sectPr>
   </w:body>
 </w:document>
+</file>
+
+<file path=word/endnotes.xml><?xml version="1.0" encoding="utf-8"?>
+<w:endnotes xmlns:wpc="http://schemas.microsoft.com/office/word/2010/wordprocessingCanvas" xmlns:cx="http://schemas.microsoft.com/office/drawing/2014/chartex" xmlns:cx1="http://schemas.microsoft.com/office/drawing/2015/9/8/chartex" xmlns:cx2="http://schemas.microsoft.com/office/drawing/2015/10/21/chartex" xmlns:cx3="http://schemas.microsoft.com/office/drawing/2016/5/9/chartex" xmlns:cx4="http://schemas.microsoft.com/office/drawing/2016/5/10/chartex" xmlns:cx5="http://schemas.microsoft.com/office/drawing/2016/5/11/chartex" xmlns:cx6="http://schemas.microsoft.com/office/drawing/2016/5/12/chartex" xmlns:cx7="http://schemas.microsoft.com/office/drawing/2016/5/13/chartex" xmlns:cx8="http://schemas.microsoft.com/office/drawing/2016/5/14/chartex" xmlns:mc="http://schemas.openxmlformats.org/markup-compatibility/2006" xmlns:aink="http://schemas.microsoft.com/office/drawing/2016/ink" xmlns:am3d="http://schemas.microsoft.com/office/drawing/2017/model3d" xmlns:o="urn:schemas-microsoft-com:office:office" xmlns:oel="http://schemas.microsoft.com/office/2019/extlst" xmlns:r="http://schemas.openxmlformats.org/officeDocument/2006/relationships" xmlns:m="http://schemas.openxmlformats.org/officeDocument/2006/math" xmlns:v="urn:schemas-microsoft-com:vml" xmlns:wp14="http://schemas.microsoft.com/office/word/2010/wordprocessingDrawing" xmlns:wp="http://schemas.openxmlformats.org/drawingml/2006/wordprocessingDrawing" xmlns:w10="urn:schemas-microsoft-com:office:word" xmlns:w="http://schemas.openxmlformats.org/wordprocessingml/2006/main" xmlns:w14="http://schemas.microsoft.com/office/word/2010/wordml" xmlns:w15="http://schemas.microsoft.com/office/word/2012/wordml" xmlns:w16cex="http://schemas.microsoft.com/office/word/2018/wordml/cex" xmlns:w16cid="http://schemas.microsoft.com/office/word/2016/wordml/cid" xmlns:w16="http://schemas.microsoft.com/office/word/2018/wordml" xmlns:w16du="http://schemas.microsoft.com/office/word/2023/wordml/word16du" xmlns:w16sdtdh="http://schemas.microsoft.com/office/word/2020/wordml/sdtdatahash" xmlns:w16sdtfl="http://schemas.microsoft.com/office/word/2024/wordml/sdtformatlock" xmlns:w16se="http://schemas.microsoft.com/office/word/2015/wordml/symex" xmlns:wpg="http://schemas.microsoft.com/office/word/2010/wordprocessingGroup" xmlns:wpi="http://schemas.microsoft.com/office/word/2010/wordprocessingInk" xmlns:wne="http://schemas.microsoft.com/office/word/2006/wordml" xmlns:wps="http://schemas.microsoft.com/office/word/2010/wordprocessingShape" mc:Ignorable="w14 w15 w16se w16cid w16 w16cex w16sdtdh w16sdtfl w16du wp14">
+  <w:endnote w:type="separator" w:id="-1">
+    <w:p>
+      <w:pPr>
+        <w:spacing w:after="0" w:line="240" w:lineRule="auto"/>
+      </w:pPr>
+      <w:r>
+        <w:separator/>
+      </w:r>
+    </w:p>
+  </w:endnote>
+  <w:endnote w:type="continuationSeparator" w:id="0">
+    <w:p>
+      <w:pPr>
+        <w:spacing w:after="0" w:line="240" w:lineRule="auto"/>
+      </w:pPr>
+      <w:r>
+        <w:continuationSeparator/>
+      </w:r>
+    </w:p>
+  </w:endnote>
+</w:endnotes>
+</file>
+
+<file path=word/footnotes.xml><?xml version="1.0" encoding="utf-8"?>
+<w:footnotes xmlns:wpc="http://schemas.microsoft.com/office/word/2010/wordprocessingCanvas" xmlns:cx="http://schemas.microsoft.com/office/drawing/2014/chartex" xmlns:cx1="http://schemas.microsoft.com/office/drawing/2015/9/8/chartex" xmlns:cx2="http://schemas.microsoft.com/office/drawing/2015/10/21/chartex" xmlns:cx3="http://schemas.microsoft.com/office/drawing/2016/5/9/chartex" xmlns:cx4="http://schemas.microsoft.com/office/drawing/2016/5/10/chartex" xmlns:cx5="http://schemas.microsoft.com/office/drawing/2016/5/11/chartex" xmlns:cx6="http://schemas.microsoft.com/office/drawing/2016/5/12/chartex" xmlns:cx7="http://schemas.microsoft.com/office/drawing/2016/5/13/chartex" xmlns:cx8="http://schemas.microsoft.com/office/drawing/2016/5/14/chartex" xmlns:mc="http://schemas.openxmlformats.org/markup-compatibility/2006" xmlns:aink="http://schemas.microsoft.com/office/drawing/2016/ink" xmlns:am3d="http://schemas.microsoft.com/office/drawing/2017/model3d" xmlns:o="urn:schemas-microsoft-com:office:office" xmlns:oel="http://schemas.microsoft.com/office/2019/extlst" xmlns:r="http://schemas.openxmlformats.org/officeDocument/2006/relationships" xmlns:m="http://schemas.openxmlformats.org/officeDocument/2006/math" xmlns:v="urn:schemas-microsoft-com:vml" xmlns:wp14="http://schemas.microsoft.com/office/word/2010/wordprocessingDrawing" xmlns:wp="http://schemas.openxmlformats.org/drawingml/2006/wordprocessingDrawing" xmlns:w10="urn:schemas-microsoft-com:office:word" xmlns:w="http://schemas.openxmlformats.org/wordprocessingml/2006/main" xmlns:w14="http://schemas.microsoft.com/office/word/2010/wordml" xmlns:w15="http://schemas.microsoft.com/office/word/2012/wordml" xmlns:w16cex="http://schemas.microsoft.com/office/word/2018/wordml/cex" xmlns:w16cid="http://schemas.microsoft.com/office/word/2016/wordml/cid" xmlns:w16="http://schemas.microsoft.com/office/word/2018/wordml" xmlns:w16du="http://schemas.microsoft.com/office/word/2023/wordml/word16du" xmlns:w16sdtdh="http://schemas.microsoft.com/office/word/2020/wordml/sdtdatahash" xmlns:w16sdtfl="http://schemas.microsoft.com/office/word/2024/wordml/sdtformatlock" xmlns:w16se="http://schemas.microsoft.com/office/word/2015/wordml/symex" xmlns:wpg="http://schemas.microsoft.com/office/word/2010/wordprocessingGroup" xmlns:wpi="http://schemas.microsoft.com/office/word/2010/wordprocessingInk" xmlns:wne="http://schemas.microsoft.com/office/word/2006/wordml" xmlns:wps="http://schemas.microsoft.com/office/word/2010/wordprocessingShape" mc:Ignorable="w14 w15 w16se w16cid w16 w16cex w16sdtdh w16sdtfl w16du wp14">
+  <w:footnote w:type="separator" w:id="-1">
+    <w:p>
+      <w:pPr>
+        <w:spacing w:after="0" w:line="240" w:lineRule="auto"/>
+      </w:pPr>
+      <w:r>
+        <w:separator/>
+      </w:r>
+    </w:p>
+  </w:footnote>
+  <w:footnote w:type="continuationSeparator" w:id="0">
+    <w:p>
+      <w:pPr>
+        <w:spacing w:after="0" w:line="240" w:lineRule="auto"/>
+      </w:pPr>
+      <w:r>
+        <w:continuationSeparator/>
+      </w:r>
+    </w:p>
+  </w:footnote>
+</w:footnotes>
+</file>
+
+<file path=word/numbering.xml><?xml version="1.0" encoding="utf-8"?>
+<w:numbering xmlns:wpc="http://schemas.microsoft.com/office/word/2010/wordprocessingCanvas" xmlns:cx="http://schemas.microsoft.com/office/drawing/2014/chartex" xmlns:cx1="http://schemas.microsoft.com/office/drawing/2015/9/8/chartex" xmlns:cx2="http://schemas.microsoft.com/office/drawing/2015/10/21/chartex" xmlns:cx3="http://schemas.microsoft.com/office/drawing/2016/5/9/chartex" xmlns:cx4="http://schemas.microsoft.com/office/drawing/2016/5/10/chartex" xmlns:cx5="http://schemas.microsoft.com/office/drawing/2016/5/11/chartex" xmlns:cx6="http://schemas.microsoft.com/office/drawing/2016/5/12/chartex" xmlns:cx7="http://schemas.microsoft.com/office/drawing/2016/5/13/chartex" xmlns:cx8="http://schemas.microsoft.com/office/drawing/2016/5/14/chartex" xmlns:mc="http://schemas.openxmlformats.org/markup-compatibility/2006" xmlns:aink="http://schemas.microsoft.com/office/drawing/2016/ink" xmlns:am3d="http://schemas.microsoft.com/office/drawing/2017/model3d" xmlns:o="urn:schemas-microsoft-com:office:office" xmlns:oel="http://schemas.microsoft.com/office/2019/extlst" xmlns:r="http://schemas.openxmlformats.org/officeDocument/2006/relationships" xmlns:m="http://schemas.openxmlformats.org/officeDocument/2006/math" xmlns:v="urn:schemas-microsoft-com:vml" xmlns:wp14="http://schemas.microsoft.com/office/word/2010/wordprocessingDrawing" xmlns:wp="http://schemas.openxmlformats.org/drawingml/2006/wordprocessingDrawing" xmlns:w10="urn:schemas-microsoft-com:office:word" xmlns:w="http://schemas.openxmlformats.org/wordprocessingml/2006/main" xmlns:w14="http://schemas.microsoft.com/office/word/2010/wordml" xmlns:w15="http://schemas.microsoft.com/office/word/2012/wordml" xmlns:w16cex="http://schemas.microsoft.com/office/word/2018/wordml/cex" xmlns:w16cid="http://schemas.microsoft.com/office/word/2016/wordml/cid" xmlns:w16="http://schemas.microsoft.com/office/word/2018/wordml" xmlns:w16du="http://schemas.microsoft.com/office/word/2023/wordml/word16du" xmlns:w16sdtdh="http://schemas.microsoft.com/office/word/2020/wordml/sdtdatahash" xmlns:w16sdtfl="http://schemas.microsoft.com/office/word/2024/wordml/sdtformatlock" xmlns:w16se="http://schemas.microsoft.com/office/word/2015/wordml/symex" xmlns:wpg="http://schemas.microsoft.com/office/word/2010/wordprocessingGroup" xmlns:wpi="http://schemas.microsoft.com/office/word/2010/wordprocessingInk" xmlns:wne="http://schemas.microsoft.com/office/word/2006/wordml" xmlns:wps="http://schemas.microsoft.com/office/word/2010/wordprocessingShape" mc:Ignorable="w14 w15 w16se w16cid w16 w16cex w16sdtdh w16sdtfl w16du wp14">
+  <w:abstractNum w:abstractNumId="0" w15:restartNumberingAfterBreak="0">
+    <w:nsid w:val="4D0A2CD5"/>
+    <w:multiLevelType w:val="hybridMultilevel"/>
+    <w:tmpl w:val="888040B8"/>
+    <w:lvl w:ilvl="0" w:tplc="1C09000F">
+      <w:start w:val="1"/>
+      <w:numFmt w:val="decimal"/>
+      <w:lvlText w:val="%1."/>
+      <w:lvlJc w:val="left"/>
+      <w:pPr>
+        <w:ind w:left="720" w:hanging="360"/>
+      </w:pPr>
+      <w:rPr>
+        <w:rFonts w:hint="default"/>
+      </w:rPr>
+    </w:lvl>
+    <w:lvl w:ilvl="1" w:tplc="1C090019" w:tentative="1">
+      <w:start w:val="1"/>
+      <w:numFmt w:val="lowerLetter"/>
+      <w:lvlText w:val="%2."/>
+      <w:lvlJc w:val="left"/>
+      <w:pPr>
+        <w:ind w:left="1440" w:hanging="360"/>
+      </w:pPr>
+    </w:lvl>
+    <w:lvl w:ilvl="2" w:tplc="1C09001B" w:tentative="1">
+      <w:start w:val="1"/>
+      <w:numFmt w:val="lowerRoman"/>
+      <w:lvlText w:val="%3."/>
+      <w:lvlJc w:val="right"/>
+      <w:pPr>
+        <w:ind w:left="2160" w:hanging="180"/>
+      </w:pPr>
+    </w:lvl>
+    <w:lvl w:ilvl="3" w:tplc="1C09000F" w:tentative="1">
+      <w:start w:val="1"/>
+      <w:numFmt w:val="decimal"/>
+      <w:lvlText w:val="%4."/>
+      <w:lvlJc w:val="left"/>
+      <w:pPr>
+        <w:ind w:left="2880" w:hanging="360"/>
+      </w:pPr>
+    </w:lvl>
+    <w:lvl w:ilvl="4" w:tplc="1C090019" w:tentative="1">
+      <w:start w:val="1"/>
+      <w:numFmt w:val="lowerLetter"/>
+      <w:lvlText w:val="%5."/>
+      <w:lvlJc w:val="left"/>
+      <w:pPr>
+        <w:ind w:left="3600" w:hanging="360"/>
+      </w:pPr>
+    </w:lvl>
+    <w:lvl w:ilvl="5" w:tplc="1C09001B" w:tentative="1">
+      <w:start w:val="1"/>
+      <w:numFmt w:val="lowerRoman"/>
+      <w:lvlText w:val="%6."/>
+      <w:lvlJc w:val="right"/>
+      <w:pPr>
+        <w:ind w:left="4320" w:hanging="180"/>
+      </w:pPr>
+    </w:lvl>
+    <w:lvl w:ilvl="6" w:tplc="1C09000F" w:tentative="1">
+      <w:start w:val="1"/>
+      <w:numFmt w:val="decimal"/>
+      <w:lvlText w:val="%7."/>
+      <w:lvlJc w:val="left"/>
+      <w:pPr>
+        <w:ind w:left="5040" w:hanging="360"/>
+      </w:pPr>
+    </w:lvl>
+    <w:lvl w:ilvl="7" w:tplc="1C090019" w:tentative="1">
+      <w:start w:val="1"/>
+      <w:numFmt w:val="lowerLetter"/>
+      <w:lvlText w:val="%8."/>
+      <w:lvlJc w:val="left"/>
+      <w:pPr>
+        <w:ind w:left="5760" w:hanging="360"/>
+      </w:pPr>
+    </w:lvl>
+    <w:lvl w:ilvl="8" w:tplc="1C09001B" w:tentative="1">
+      <w:start w:val="1"/>
+      <w:numFmt w:val="lowerRoman"/>
+      <w:lvlText w:val="%9."/>
+      <w:lvlJc w:val="right"/>
+      <w:pPr>
+        <w:ind w:left="6480" w:hanging="180"/>
+      </w:pPr>
+    </w:lvl>
+  </w:abstractNum>
+  <w:num w:numId="1" w16cid:durableId="403575927">
+    <w:abstractNumId w:val="0"/>
+  </w:num>
+</w:numbering>
 </file>
 
 <file path=word/styles.xml><?xml version="1.0" encoding="utf-8"?>
@@ -1815,6 +2173,50 @@
       <w:spacing w:val="5"/>
     </w:rPr>
   </w:style>
+  <w:style w:type="paragraph" w:styleId="Header">
+    <w:name w:val="header"/>
+    <w:basedOn w:val="Normal"/>
+    <w:link w:val="HeaderChar"/>
+    <w:uiPriority w:val="99"/>
+    <w:unhideWhenUsed/>
+    <w:rsid w:val="00102A79"/>
+    <w:pPr>
+      <w:tabs>
+        <w:tab w:val="center" w:pos="4513"/>
+        <w:tab w:val="right" w:pos="9026"/>
+      </w:tabs>
+      <w:spacing w:after="0" w:line="240" w:lineRule="auto"/>
+    </w:pPr>
+  </w:style>
+  <w:style w:type="character" w:customStyle="1" w:styleId="HeaderChar">
+    <w:name w:val="Header Char"/>
+    <w:basedOn w:val="DefaultParagraphFont"/>
+    <w:link w:val="Header"/>
+    <w:uiPriority w:val="99"/>
+    <w:rsid w:val="00102A79"/>
+  </w:style>
+  <w:style w:type="paragraph" w:styleId="Footer">
+    <w:name w:val="footer"/>
+    <w:basedOn w:val="Normal"/>
+    <w:link w:val="FooterChar"/>
+    <w:uiPriority w:val="99"/>
+    <w:unhideWhenUsed/>
+    <w:rsid w:val="00102A79"/>
+    <w:pPr>
+      <w:tabs>
+        <w:tab w:val="center" w:pos="4513"/>
+        <w:tab w:val="right" w:pos="9026"/>
+      </w:tabs>
+      <w:spacing w:after="0" w:line="240" w:lineRule="auto"/>
+    </w:pPr>
+  </w:style>
+  <w:style w:type="character" w:customStyle="1" w:styleId="FooterChar">
+    <w:name w:val="Footer Char"/>
+    <w:basedOn w:val="DefaultParagraphFont"/>
+    <w:link w:val="Footer"/>
+    <w:uiPriority w:val="99"/>
+    <w:rsid w:val="00102A79"/>
+  </w:style>
 </w:styles>
 </file>
 
